--- a/entregables/Alonso_Basualdo_Semana5_PFY2201.docx
+++ b/entregables/Alonso_Basualdo_Semana5_PFY2201.docx
@@ -376,7 +376,15 @@
         <w:pStyle w:val="carrera2"/>
       </w:pPr>
       <w:r>
-        <w:t>Desarrollo Frontend I (PFY220</w:t>
+        <w:t xml:space="preserve">Desarrollo </w:t>
+      </w:r>
+      <w:proofErr w:type="spellStart"/>
+      <w:r>
+        <w:t>Frontend</w:t>
+      </w:r>
+      <w:proofErr w:type="spellEnd"/>
+      <w:r>
+        <w:t xml:space="preserve"> I (PFY220</w:t>
       </w:r>
       <w:r>
         <w:t>1</w:t>
@@ -475,7 +483,73 @@
           <w:rFonts w:eastAsia="Arial" w:cs="Arial"/>
           <w:szCs w:val="24"/>
         </w:rPr>
-        <w:t xml:space="preserve">Se implementó la manipulación directa del DOM para construir e inyectar un formulario de contacto al final del pie de página. Utilizando los métodos document.createElemnt() y appendChild(), se generaron de forma dinámica todos los componentes del formulario (inputs, textareas, botones y alertas), los cuales fueron insertados en el contenedor &lt;footer id=”contacto”&gt;.        </w:t>
+        <w:t xml:space="preserve">Se implementó la manipulación directa del DOM para construir e inyectar un formulario de contacto al final del pie de página. Utilizando los métodos </w:t>
+      </w:r>
+      <w:proofErr w:type="spellStart"/>
+      <w:proofErr w:type="gramStart"/>
+      <w:r>
+        <w:rPr>
+          <w:rFonts w:eastAsia="Arial" w:cs="Arial"/>
+          <w:szCs w:val="24"/>
+        </w:rPr>
+        <w:t>document.createElemnt</w:t>
+      </w:r>
+      <w:proofErr w:type="spellEnd"/>
+      <w:proofErr w:type="gramEnd"/>
+      <w:r>
+        <w:rPr>
+          <w:rFonts w:eastAsia="Arial" w:cs="Arial"/>
+          <w:szCs w:val="24"/>
+        </w:rPr>
+        <w:t xml:space="preserve">() y </w:t>
+      </w:r>
+      <w:proofErr w:type="spellStart"/>
+      <w:r>
+        <w:rPr>
+          <w:rFonts w:eastAsia="Arial" w:cs="Arial"/>
+          <w:szCs w:val="24"/>
+        </w:rPr>
+        <w:t>appendChild</w:t>
+      </w:r>
+      <w:proofErr w:type="spellEnd"/>
+      <w:r>
+        <w:rPr>
+          <w:rFonts w:eastAsia="Arial" w:cs="Arial"/>
+          <w:szCs w:val="24"/>
+        </w:rPr>
+        <w:t xml:space="preserve">(), se generaron de forma dinámica todos los componentes del formulario (inputs, </w:t>
+      </w:r>
+      <w:proofErr w:type="spellStart"/>
+      <w:r>
+        <w:rPr>
+          <w:rFonts w:eastAsia="Arial" w:cs="Arial"/>
+          <w:szCs w:val="24"/>
+        </w:rPr>
+        <w:t>textareas</w:t>
+      </w:r>
+      <w:proofErr w:type="spellEnd"/>
+      <w:r>
+        <w:rPr>
+          <w:rFonts w:eastAsia="Arial" w:cs="Arial"/>
+          <w:szCs w:val="24"/>
+        </w:rPr>
+        <w:t>, botones y alertas), los cuales fueron insertados en el contenedor &lt;</w:t>
+      </w:r>
+      <w:proofErr w:type="spellStart"/>
+      <w:r>
+        <w:rPr>
+          <w:rFonts w:eastAsia="Arial" w:cs="Arial"/>
+          <w:szCs w:val="24"/>
+        </w:rPr>
+        <w:t>footer</w:t>
+      </w:r>
+      <w:proofErr w:type="spellEnd"/>
+      <w:r>
+        <w:rPr>
+          <w:rFonts w:eastAsia="Arial" w:cs="Arial"/>
+          <w:szCs w:val="24"/>
+        </w:rPr>
+        <w:t xml:space="preserve"> id=”contacto”&gt;.        </w:t>
       </w:r>
       <w:r>
         <w:rPr>
@@ -663,14 +737,64 @@
           <w:numId w:val="2"/>
         </w:numPr>
       </w:pPr>
+      <w:proofErr w:type="spellStart"/>
       <w:r>
         <w:rPr>
           <w:b/>
         </w:rPr>
-        <w:t xml:space="preserve">Submit: </w:t>
-      </w:r>
-      <w:r>
-        <w:t>Se intercepto el envio del formulario dinámico con evento.preventDefault(), cancelando la recargar y manipulando las clases de Boostrap (d-none, alert-succes) para mostrar un mensaje de éxito</w:t>
+        <w:t>Submit</w:t>
+      </w:r>
+      <w:proofErr w:type="spellEnd"/>
+      <w:r>
+        <w:rPr>
+          <w:b/>
+        </w:rPr>
+        <w:t xml:space="preserve">: </w:t>
+      </w:r>
+      <w:r>
+        <w:t xml:space="preserve">Se intercepto el </w:t>
+      </w:r>
+      <w:proofErr w:type="spellStart"/>
+      <w:r>
+        <w:t>envio</w:t>
+      </w:r>
+      <w:proofErr w:type="spellEnd"/>
+      <w:r>
+        <w:t xml:space="preserve"> del formulario dinámico con </w:t>
+      </w:r>
+      <w:proofErr w:type="spellStart"/>
+      <w:proofErr w:type="gramStart"/>
+      <w:r>
+        <w:t>evento.preventDefault</w:t>
+      </w:r>
+      <w:proofErr w:type="spellEnd"/>
+      <w:proofErr w:type="gramEnd"/>
+      <w:r>
+        <w:t xml:space="preserve">(), cancelando la recargar y manipulando las clases de </w:t>
+      </w:r>
+      <w:proofErr w:type="spellStart"/>
+      <w:r>
+        <w:t>Boostrap</w:t>
+      </w:r>
+      <w:proofErr w:type="spellEnd"/>
+      <w:r>
+        <w:t xml:space="preserve"> (d-</w:t>
+      </w:r>
+      <w:proofErr w:type="spellStart"/>
+      <w:r>
+        <w:t>none</w:t>
+      </w:r>
+      <w:proofErr w:type="spellEnd"/>
+      <w:r>
+        <w:t xml:space="preserve">, </w:t>
+      </w:r>
+      <w:proofErr w:type="spellStart"/>
+      <w:r>
+        <w:t>alert-succes</w:t>
+      </w:r>
+      <w:proofErr w:type="spellEnd"/>
+      <w:r>
+        <w:t>) para mostrar un mensaje de éxito</w:t>
       </w:r>
       <w:r>
         <w:t>.</w:t>
@@ -684,14 +808,65 @@
           <w:numId w:val="2"/>
         </w:numPr>
       </w:pPr>
+      <w:proofErr w:type="spellStart"/>
       <w:r>
         <w:rPr>
           <w:b/>
         </w:rPr>
-        <w:t>Mouseover / Mouseout:</w:t>
-      </w:r>
-      <w:r>
-        <w:t xml:space="preserve"> Aplicados a las tarjetas del catálogo (.card), modificando la propiedad transform y box-shadow por defecto para generar un efecto visual al pasar el cursor.</w:t>
+        <w:t>Mouseover</w:t>
+      </w:r>
+      <w:proofErr w:type="spellEnd"/>
+      <w:r>
+        <w:rPr>
+          <w:b/>
+        </w:rPr>
+        <w:t xml:space="preserve"> / </w:t>
+      </w:r>
+      <w:proofErr w:type="spellStart"/>
+      <w:r>
+        <w:rPr>
+          <w:b/>
+        </w:rPr>
+        <w:t>Mouseout</w:t>
+      </w:r>
+      <w:proofErr w:type="spellEnd"/>
+      <w:r>
+        <w:rPr>
+          <w:b/>
+        </w:rPr>
+        <w:t>:</w:t>
+      </w:r>
+      <w:r>
+        <w:t xml:space="preserve"> Aplicados a las tarjetas del catálogo </w:t>
+      </w:r>
+      <w:proofErr w:type="gramStart"/>
+      <w:r>
+        <w:t>(.</w:t>
+      </w:r>
+      <w:proofErr w:type="spellStart"/>
+      <w:r>
+        <w:t>card</w:t>
+      </w:r>
+      <w:proofErr w:type="spellEnd"/>
+      <w:proofErr w:type="gramEnd"/>
+      <w:r>
+        <w:t xml:space="preserve">), modificando la propiedad </w:t>
+      </w:r>
+      <w:proofErr w:type="spellStart"/>
+      <w:r>
+        <w:t>transform</w:t>
+      </w:r>
+      <w:proofErr w:type="spellEnd"/>
+      <w:r>
+        <w:t xml:space="preserve"> y box-</w:t>
+      </w:r>
+      <w:proofErr w:type="spellStart"/>
+      <w:r>
+        <w:t>shadow</w:t>
+      </w:r>
+      <w:proofErr w:type="spellEnd"/>
+      <w:r>
+        <w:t xml:space="preserve"> por defecto para generar un efecto visual al pasar el cursor.</w:t>
       </w:r>
     </w:p>
     <w:p>
@@ -702,14 +877,43 @@
           <w:numId w:val="2"/>
         </w:numPr>
       </w:pPr>
+      <w:proofErr w:type="spellStart"/>
       <w:r>
         <w:rPr>
           <w:b/>
         </w:rPr>
-        <w:t xml:space="preserve">Click: </w:t>
-      </w:r>
-      <w:r>
-        <w:t>Se asignó un evento de clic en las imágenes (.card-img-top) que despliega una alerta mediante JavaScript para interactuar con el usuario.</w:t>
+        <w:t>Click</w:t>
+      </w:r>
+      <w:proofErr w:type="spellEnd"/>
+      <w:r>
+        <w:rPr>
+          <w:b/>
+        </w:rPr>
+        <w:t xml:space="preserve">: </w:t>
+      </w:r>
+      <w:r>
+        <w:t xml:space="preserve">Se asignó un evento de clic en las imágenes </w:t>
+      </w:r>
+      <w:proofErr w:type="gramStart"/>
+      <w:r>
+        <w:t>(.</w:t>
+      </w:r>
+      <w:proofErr w:type="spellStart"/>
+      <w:r>
+        <w:t>card</w:t>
+      </w:r>
+      <w:proofErr w:type="spellEnd"/>
+      <w:proofErr w:type="gramEnd"/>
+      <w:r>
+        <w:t>-</w:t>
+      </w:r>
+      <w:proofErr w:type="spellStart"/>
+      <w:r>
+        <w:t>img</w:t>
+      </w:r>
+      <w:proofErr w:type="spellEnd"/>
+      <w:r>
+        <w:t>-top) que despliega una alerta mediante JavaScript para interactuar con el usuario.</w:t>
       </w:r>
     </w:p>
     <w:p/>
@@ -849,6 +1053,19 @@
       </w:r>
     </w:p>
     <w:p>
+      <w:r>
+        <w:t>Se destaca la profundidad</w:t>
+      </w:r>
+      <w:r>
+        <w:t xml:space="preserve"> pasando el</w:t>
+      </w:r>
+      <w:bookmarkStart w:id="0" w:name="_GoBack"/>
+      <w:bookmarkEnd w:id="0"/>
+      <w:r>
+        <w:t xml:space="preserve"> mouse sobre una tarjeta: </w:t>
+      </w:r>
+    </w:p>
+    <w:p>
       <w:pPr>
         <w:sectPr>
           <w:headerReference w:type="default" r:id="rId20"/>
@@ -860,39 +1077,16 @@
           <w:docGrid w:linePitch="360"/>
         </w:sectPr>
       </w:pPr>
-    </w:p>
-    <w:p>
-      <w:pPr>
-        <w:rPr>
-          <w:b/>
-        </w:rPr>
-      </w:pPr>
-      <w:bookmarkStart w:id="0" w:name="_GoBack"/>
-      <w:r>
-        <w:rPr>
-          <w:b/>
-        </w:rPr>
-        <w:lastRenderedPageBreak/>
-        <w:t>3. Uso de la Fetch API</w:t>
-      </w:r>
-    </w:p>
-    <w:bookmarkEnd w:id="0"/>
-    <w:p>
-      <w:r>
-        <w:t>Se utilizó la Fetch API para leer el archivo local juegos.json de forma asíncrona. Mediante promesas (.then()), la respuesta se convirtió a formato JSON y se iteró sobre los datos. Utilizando la propiedad innerHTML, se estructuró cada nuevo objeto como un artículo HTML y se agregó dinámicamente al contenedor de la lista de productos en productos.html. Se incluyó un bloque .catch() para el manejo de posibles errores en la carga de red.</w:t>
-      </w:r>
-    </w:p>
-    <w:p>
       <w:r>
         <w:rPr>
           <w:noProof/>
           <w:lang w:eastAsia="es-CL"/>
         </w:rPr>
         <w:drawing>
-          <wp:inline distT="0" distB="0" distL="0" distR="0" wp14:anchorId="0B8AAB9A" wp14:editId="5E60F344">
-            <wp:extent cx="6299835" cy="5243195"/>
-            <wp:effectExtent l="0" t="0" r="5715" b="0"/>
-            <wp:docPr id="8" name="Imagen 8"/>
+          <wp:inline distT="0" distB="0" distL="0" distR="0" wp14:anchorId="576CFB4D" wp14:editId="2C0E9C3B">
+            <wp:extent cx="6301105" cy="3890010"/>
+            <wp:effectExtent l="0" t="0" r="4445" b="0"/>
+            <wp:docPr id="3" name="Imagen 3"/>
             <wp:cNvGraphicFramePr>
               <a:graphicFrameLocks xmlns:a="http://schemas.openxmlformats.org/drawingml/2006/main" noChangeAspect="1"/>
             </wp:cNvGraphicFramePr>
@@ -912,7 +1106,7 @@
                   <pic:spPr>
                     <a:xfrm>
                       <a:off x="0" y="0"/>
-                      <a:ext cx="6299835" cy="5243195"/>
+                      <a:ext cx="6301105" cy="3890010"/>
                     </a:xfrm>
                     <a:prstGeom prst="rect">
                       <a:avLst/>
@@ -925,19 +1119,97 @@
         </w:drawing>
       </w:r>
     </w:p>
-    <w:p/>
+    <w:p>
+      <w:pPr>
+        <w:rPr>
+          <w:b/>
+        </w:rPr>
+      </w:pPr>
+      <w:r>
+        <w:rPr>
+          <w:b/>
+        </w:rPr>
+        <w:lastRenderedPageBreak/>
+        <w:t xml:space="preserve">3. Uso de la </w:t>
+      </w:r>
+      <w:proofErr w:type="spellStart"/>
+      <w:r>
+        <w:rPr>
+          <w:b/>
+        </w:rPr>
+        <w:t>Fetch</w:t>
+      </w:r>
+      <w:proofErr w:type="spellEnd"/>
+      <w:r>
+        <w:rPr>
+          <w:b/>
+        </w:rPr>
+        <w:t xml:space="preserve"> API</w:t>
+      </w:r>
+    </w:p>
+    <w:p>
+      <w:r>
+        <w:t xml:space="preserve">Se utilizó la </w:t>
+      </w:r>
+      <w:proofErr w:type="spellStart"/>
+      <w:r>
+        <w:t>Fetch</w:t>
+      </w:r>
+      <w:proofErr w:type="spellEnd"/>
+      <w:r>
+        <w:t xml:space="preserve"> API para leer el archivo local </w:t>
+      </w:r>
+      <w:proofErr w:type="spellStart"/>
+      <w:proofErr w:type="gramStart"/>
+      <w:r>
+        <w:t>juegos.json</w:t>
+      </w:r>
+      <w:proofErr w:type="spellEnd"/>
+      <w:proofErr w:type="gramEnd"/>
+      <w:r>
+        <w:t xml:space="preserve"> de forma asíncrona. Mediante promesas </w:t>
+      </w:r>
+      <w:proofErr w:type="gramStart"/>
+      <w:r>
+        <w:t>(.</w:t>
+      </w:r>
+      <w:proofErr w:type="spellStart"/>
+      <w:r>
+        <w:t>then</w:t>
+      </w:r>
+      <w:proofErr w:type="spellEnd"/>
+      <w:proofErr w:type="gramEnd"/>
+      <w:r>
+        <w:t xml:space="preserve">()), la respuesta se convirtió a formato JSON y se iteró sobre los datos. Utilizando la propiedad </w:t>
+      </w:r>
+      <w:proofErr w:type="spellStart"/>
+      <w:r>
+        <w:t>innerHTML</w:t>
+      </w:r>
+      <w:proofErr w:type="spellEnd"/>
+      <w:r>
+        <w:t xml:space="preserve">, se estructuró cada nuevo objeto como un artículo HTML y se agregó dinámicamente al contenedor de la lista de productos en productos.html. Se incluyó un </w:t>
+      </w:r>
+      <w:proofErr w:type="gramStart"/>
+      <w:r>
+        <w:t>bloque .catch</w:t>
+      </w:r>
+      <w:proofErr w:type="gramEnd"/>
+      <w:r>
+        <w:t>() para el manejo de posibles errores en la carga de red.</w:t>
+      </w:r>
+    </w:p>
     <w:p>
       <w:r>
         <w:rPr>
           <w:noProof/>
           <w:lang w:eastAsia="es-CL"/>
         </w:rPr>
-        <w:lastRenderedPageBreak/>
         <w:drawing>
-          <wp:inline distT="0" distB="0" distL="0" distR="0" wp14:anchorId="64DFF580" wp14:editId="5E930931">
-            <wp:extent cx="6299835" cy="3271520"/>
-            <wp:effectExtent l="0" t="0" r="5715" b="5080"/>
-            <wp:docPr id="9" name="Imagen 9"/>
+          <wp:inline distT="0" distB="0" distL="0" distR="0" wp14:anchorId="0B8AAB9A" wp14:editId="5E60F344">
+            <wp:extent cx="6299835" cy="5243195"/>
+            <wp:effectExtent l="0" t="0" r="5715" b="0"/>
+            <wp:docPr id="8" name="Imagen 8"/>
             <wp:cNvGraphicFramePr>
               <a:graphicFrameLocks xmlns:a="http://schemas.openxmlformats.org/drawingml/2006/main" noChangeAspect="1"/>
             </wp:cNvGraphicFramePr>
@@ -957,6 +1229,51 @@
                   <pic:spPr>
                     <a:xfrm>
                       <a:off x="0" y="0"/>
+                      <a:ext cx="6299835" cy="5243195"/>
+                    </a:xfrm>
+                    <a:prstGeom prst="rect">
+                      <a:avLst/>
+                    </a:prstGeom>
+                  </pic:spPr>
+                </pic:pic>
+              </a:graphicData>
+            </a:graphic>
+          </wp:inline>
+        </w:drawing>
+      </w:r>
+    </w:p>
+    <w:p/>
+    <w:p>
+      <w:r>
+        <w:rPr>
+          <w:noProof/>
+          <w:lang w:eastAsia="es-CL"/>
+        </w:rPr>
+        <w:lastRenderedPageBreak/>
+        <w:drawing>
+          <wp:inline distT="0" distB="0" distL="0" distR="0" wp14:anchorId="64DFF580" wp14:editId="5E930931">
+            <wp:extent cx="6299835" cy="3271520"/>
+            <wp:effectExtent l="0" t="0" r="5715" b="5080"/>
+            <wp:docPr id="9" name="Imagen 9"/>
+            <wp:cNvGraphicFramePr>
+              <a:graphicFrameLocks xmlns:a="http://schemas.openxmlformats.org/drawingml/2006/main" noChangeAspect="1"/>
+            </wp:cNvGraphicFramePr>
+            <a:graphic xmlns:a="http://schemas.openxmlformats.org/drawingml/2006/main">
+              <a:graphicData uri="http://schemas.openxmlformats.org/drawingml/2006/picture">
+                <pic:pic xmlns:pic="http://schemas.openxmlformats.org/drawingml/2006/picture">
+                  <pic:nvPicPr>
+                    <pic:cNvPr id="1" name=""/>
+                    <pic:cNvPicPr/>
+                  </pic:nvPicPr>
+                  <pic:blipFill>
+                    <a:blip r:embed="rId24"/>
+                    <a:stretch>
+                      <a:fillRect/>
+                    </a:stretch>
+                  </pic:blipFill>
+                  <pic:spPr>
+                    <a:xfrm>
+                      <a:off x="0" y="0"/>
                       <a:ext cx="6299835" cy="3271520"/>
                     </a:xfrm>
                     <a:prstGeom prst="rect">
@@ -971,6 +1288,175 @@
       </w:r>
     </w:p>
     <w:p/>
+    <w:p>
+      <w:pPr>
+        <w:rPr>
+          <w:b/>
+        </w:rPr>
+      </w:pPr>
+      <w:r>
+        <w:rPr>
+          <w:b/>
+        </w:rPr>
+        <w:t>4. Verificación en navegadores</w:t>
+      </w:r>
+    </w:p>
+    <w:p>
+      <w:r>
+        <w:t xml:space="preserve">Se verificó la correcta ejecución de la lógica </w:t>
+      </w:r>
+      <w:proofErr w:type="spellStart"/>
+      <w:r>
+        <w:t>JavScript</w:t>
+      </w:r>
+      <w:proofErr w:type="spellEnd"/>
+      <w:r>
+        <w:t xml:space="preserve">, eventos y </w:t>
+      </w:r>
+      <w:proofErr w:type="spellStart"/>
+      <w:r>
+        <w:t>Fetch</w:t>
+      </w:r>
+      <w:proofErr w:type="spellEnd"/>
+      <w:r>
+        <w:t xml:space="preserve"> API probando el sitio web en distintos navegadores (Chrome, </w:t>
+      </w:r>
+      <w:proofErr w:type="spellStart"/>
+      <w:r>
+        <w:t>Edge</w:t>
+      </w:r>
+      <w:proofErr w:type="spellEnd"/>
+      <w:r>
+        <w:t>), asegurando un rendimiento sin errores de compatibilidad.</w:t>
+      </w:r>
+    </w:p>
+    <w:p>
+      <w:pPr>
+        <w:rPr>
+          <w:b/>
+        </w:rPr>
+      </w:pPr>
+      <w:r>
+        <w:rPr>
+          <w:b/>
+        </w:rPr>
+        <w:t xml:space="preserve">Microsoft </w:t>
+      </w:r>
+      <w:proofErr w:type="spellStart"/>
+      <w:r>
+        <w:rPr>
+          <w:b/>
+        </w:rPr>
+        <w:t>Edge</w:t>
+      </w:r>
+      <w:proofErr w:type="spellEnd"/>
+    </w:p>
+    <w:p>
+      <w:r>
+        <w:rPr>
+          <w:noProof/>
+          <w:lang w:eastAsia="es-CL"/>
+        </w:rPr>
+        <w:drawing>
+          <wp:inline distT="0" distB="0" distL="0" distR="0" wp14:anchorId="44FD7CD3" wp14:editId="5705330C">
+            <wp:extent cx="5524500" cy="2999745"/>
+            <wp:effectExtent l="0" t="0" r="0" b="0"/>
+            <wp:docPr id="7" name="Imagen 7"/>
+            <wp:cNvGraphicFramePr>
+              <a:graphicFrameLocks xmlns:a="http://schemas.openxmlformats.org/drawingml/2006/main" noChangeAspect="1"/>
+            </wp:cNvGraphicFramePr>
+            <a:graphic xmlns:a="http://schemas.openxmlformats.org/drawingml/2006/main">
+              <a:graphicData uri="http://schemas.openxmlformats.org/drawingml/2006/picture">
+                <pic:pic xmlns:pic="http://schemas.openxmlformats.org/drawingml/2006/picture">
+                  <pic:nvPicPr>
+                    <pic:cNvPr id="1" name=""/>
+                    <pic:cNvPicPr/>
+                  </pic:nvPicPr>
+                  <pic:blipFill>
+                    <a:blip r:embed="rId25"/>
+                    <a:stretch>
+                      <a:fillRect/>
+                    </a:stretch>
+                  </pic:blipFill>
+                  <pic:spPr>
+                    <a:xfrm>
+                      <a:off x="0" y="0"/>
+                      <a:ext cx="5532653" cy="3004172"/>
+                    </a:xfrm>
+                    <a:prstGeom prst="rect">
+                      <a:avLst/>
+                    </a:prstGeom>
+                  </pic:spPr>
+                </pic:pic>
+              </a:graphicData>
+            </a:graphic>
+          </wp:inline>
+        </w:drawing>
+      </w:r>
+    </w:p>
+    <w:p/>
+    <w:p>
+      <w:pPr>
+        <w:rPr>
+          <w:b/>
+        </w:rPr>
+      </w:pPr>
+      <w:r>
+        <w:rPr>
+          <w:b/>
+        </w:rPr>
+        <w:t>Google Chrome</w:t>
+      </w:r>
+    </w:p>
+    <w:p>
+      <w:pPr>
+        <w:rPr>
+          <w:b/>
+        </w:rPr>
+      </w:pPr>
+      <w:r>
+        <w:rPr>
+          <w:noProof/>
+          <w:lang w:eastAsia="es-CL"/>
+        </w:rPr>
+        <w:drawing>
+          <wp:inline distT="0" distB="0" distL="0" distR="0" wp14:anchorId="081DE9A9" wp14:editId="286D31CC">
+            <wp:extent cx="6299835" cy="3467735"/>
+            <wp:effectExtent l="0" t="0" r="5715" b="0"/>
+            <wp:docPr id="12" name="Imagen 12"/>
+            <wp:cNvGraphicFramePr>
+              <a:graphicFrameLocks xmlns:a="http://schemas.openxmlformats.org/drawingml/2006/main" noChangeAspect="1"/>
+            </wp:cNvGraphicFramePr>
+            <a:graphic xmlns:a="http://schemas.openxmlformats.org/drawingml/2006/main">
+              <a:graphicData uri="http://schemas.openxmlformats.org/drawingml/2006/picture">
+                <pic:pic xmlns:pic="http://schemas.openxmlformats.org/drawingml/2006/picture">
+                  <pic:nvPicPr>
+                    <pic:cNvPr id="1" name=""/>
+                    <pic:cNvPicPr/>
+                  </pic:nvPicPr>
+                  <pic:blipFill>
+                    <a:blip r:embed="rId26"/>
+                    <a:stretch>
+                      <a:fillRect/>
+                    </a:stretch>
+                  </pic:blipFill>
+                  <pic:spPr>
+                    <a:xfrm>
+                      <a:off x="0" y="0"/>
+                      <a:ext cx="6299835" cy="3467735"/>
+                    </a:xfrm>
+                    <a:prstGeom prst="rect">
+                      <a:avLst/>
+                    </a:prstGeom>
+                  </pic:spPr>
+                </pic:pic>
+              </a:graphicData>
+            </a:graphic>
+          </wp:inline>
+        </w:drawing>
+      </w:r>
+    </w:p>
+    <w:p/>
     <w:p/>
     <w:p>
       <w:pPr>
@@ -987,9 +1473,15 @@
         <w:rPr>
           <w:b/>
         </w:rPr>
-        <w:t xml:space="preserve">Repositorio Github: </w:t>
-      </w:r>
-      <w:hyperlink r:id="rId24" w:history="1">
+        <w:t>Repositorio GitH</w:t>
+      </w:r>
+      <w:r>
+        <w:rPr>
+          <w:b/>
+        </w:rPr>
+        <w:t xml:space="preserve">ub: </w:t>
+      </w:r>
+      <w:hyperlink r:id="rId27" w:history="1">
         <w:r>
           <w:rPr>
             <w:rStyle w:val="Hipervnculo"/>
@@ -1016,48 +1508,13 @@
         </w:rPr>
         <w:t xml:space="preserve">Sitio Web activo: </w:t>
       </w:r>
-      <w:hyperlink r:id="rId25" w:tgtFrame="_blank" w:history="1">
+      <w:hyperlink r:id="rId28" w:tgtFrame="_blank" w:history="1">
         <w:r>
           <w:rPr>
             <w:rStyle w:val="Hipervnculo"/>
             <w:b/>
           </w:rPr>
-          <w:t>https://l0ncho.github.io/</w:t>
-        </w:r>
-        <w:r>
-          <w:rPr>
-            <w:rStyle w:val="Hipervnculo"/>
-            <w:b/>
-          </w:rPr>
-          <w:t>E</w:t>
-        </w:r>
-        <w:r>
-          <w:rPr>
-            <w:rStyle w:val="Hipervnculo"/>
-            <w:b/>
-          </w:rPr>
-          <w:t>li</w:t>
-        </w:r>
-        <w:r>
-          <w:rPr>
-            <w:rStyle w:val="Hipervnculo"/>
-            <w:b/>
-          </w:rPr>
-          <w:t>t</w:t>
-        </w:r>
-        <w:r>
-          <w:rPr>
-            <w:rStyle w:val="Hipervnculo"/>
-            <w:b/>
-          </w:rPr>
-          <w:t>eGami</w:t>
-        </w:r>
-        <w:r>
-          <w:rPr>
-            <w:rStyle w:val="Hipervnculo"/>
-            <w:b/>
-          </w:rPr>
-          <w:t>ngStore/</w:t>
+          <w:t>https://l0ncho.github.io/EliteGamingStore/</w:t>
         </w:r>
       </w:hyperlink>
     </w:p>
@@ -1069,12 +1526,19 @@
       </w:pPr>
     </w:p>
     <w:p/>
+    <w:p/>
+    <w:p/>
+    <w:p/>
+    <w:p/>
+    <w:p/>
+    <w:p/>
     <w:p>
       <w:r>
         <w:rPr>
           <w:noProof/>
           <w:lang w:eastAsia="es-CL"/>
         </w:rPr>
+        <w:lastRenderedPageBreak/>
         <mc:AlternateContent>
           <mc:Choice Requires="wps">
             <w:drawing>
@@ -1192,7 +1656,7 @@
                     </pic:cNvPicPr>
                   </pic:nvPicPr>
                   <pic:blipFill>
-                    <a:blip r:embed="rId26" cstate="print">
+                    <a:blip r:embed="rId29" cstate="print">
                       <a:extLst>
                         <a:ext uri="{28A0092B-C50C-407E-A947-70E740481C1C}">
                           <a14:useLocalDpi xmlns:a14="http://schemas.microsoft.com/office/drawing/2010/main" val="0"/>
@@ -1233,7 +1697,23 @@
         <w:spacing w:after="0"/>
       </w:pPr>
       <w:r>
-        <w:t>Reservados todos los derechos Fundación Instituto Profesional Duoc UC. No se permite copiar, reproducir, reeditar, descargar, publicar, emitir, difundir, de forma total o parcial la presente obra, ni su incorporación a un sistema informático, ni su transmisión en cualquier forma o por cualquier medio (electrónico, mecánico, fotocopia, grabación u otros) sin autorización previa y por escrito de Fundación Instituto Profesional Duoc UC La infracción de dichos derechos puede constituir un delito contra la propiedad intelectual.</w:t>
+        <w:t xml:space="preserve">Reservados todos los derechos Fundación Instituto Profesional </w:t>
+      </w:r>
+      <w:proofErr w:type="spellStart"/>
+      <w:r>
+        <w:t>Duoc</w:t>
+      </w:r>
+      <w:proofErr w:type="spellEnd"/>
+      <w:r>
+        <w:t xml:space="preserve"> UC. No se permite copiar, reproducir, reeditar, descargar, publicar, emitir, difundir, de forma total o parcial la presente obra, ni su incorporación a un sistema informático, ni su transmisión en cualquier forma o por cualquier medio (electrónico, mecánico, fotocopia, grabación u otros) sin autorización previa y por escrito de Fundación Instituto Profesional </w:t>
+      </w:r>
+      <w:proofErr w:type="spellStart"/>
+      <w:r>
+        <w:t>Duoc</w:t>
+      </w:r>
+      <w:proofErr w:type="spellEnd"/>
+      <w:r>
+        <w:t xml:space="preserve"> UC La infracción de dichos derechos puede constituir un delito contra la propiedad intelectual.</w:t>
       </w:r>
       <w:r>
         <w:rPr>
@@ -1244,7 +1724,7 @@
     </w:p>
     <w:p/>
     <w:sectPr>
-      <w:footerReference w:type="first" r:id="rId27"/>
+      <w:footerReference w:type="first" r:id="rId30"/>
       <w:pgSz w:w="12240" w:h="15840"/>
       <w:pgMar w:top="1559" w:right="1185" w:bottom="284" w:left="1134" w:header="709" w:footer="283" w:gutter="0"/>
       <w:cols w:space="708"/>
@@ -1294,6 +1774,7 @@
         <w:docPartUnique/>
       </w:docPartObj>
     </w:sdtPr>
+    <w:sdtEndPr/>
     <w:sdtContent>
       <w:p>
         <w:pPr>
@@ -3634,7 +4115,7 @@
 </file>
 
 <file path=customXml/itemProps4.xml><?xml version="1.0" encoding="utf-8"?>
-<ds:datastoreItem xmlns:ds="http://schemas.openxmlformats.org/officeDocument/2006/customXml" ds:itemID="{10D68BAD-2A63-4528-BA2B-3AB11CA53649}">
+<ds:datastoreItem xmlns:ds="http://schemas.openxmlformats.org/officeDocument/2006/customXml" ds:itemID="{A01304A9-CE4B-43F5-87D7-417CB367A147}">
   <ds:schemaRefs>
     <ds:schemaRef ds:uri="http://schemas.openxmlformats.org/officeDocument/2006/bibliography"/>
   </ds:schemaRefs>
